--- a/06-学生侧材料/讲义/2026-06-23-原子参数比较与电性.docx
+++ b/06-学生侧材料/讲义/2026-06-23-原子参数比较与电性.docx
@@ -2,7 +2,7 @@
 <file path=word/document.xml><?xml version="1.0" encoding="utf-8"?>
 <w:document xmlns:w="http://schemas.openxmlformats.org/wordprocessingml/2006/main" xmlns:m="http://schemas.openxmlformats.org/officeDocument/2006/math" xmlns:r="http://schemas.openxmlformats.org/officeDocument/2006/relationships" xmlns:o="urn:schemas-microsoft-com:office:office" xmlns:v="urn:schemas-microsoft-com:vml" xmlns:w10="urn:schemas-microsoft-com:office:word" xmlns:a="http://schemas.openxmlformats.org/drawingml/2006/main" xmlns:pic="http://schemas.openxmlformats.org/drawingml/2006/picture" xmlns:wp="http://schemas.openxmlformats.org/drawingml/2006/wordprocessingDrawing">
   <w:body>
-    <w:bookmarkStart w:id="47" w:name="原子参数比较与电性基础班桥梁课"/>
+    <w:bookmarkStart w:id="53" w:name="原子参数比较与电性基础班桥梁课"/>
     <w:p>
       <w:pPr>
         <w:pStyle w:val="Heading1"/>
@@ -205,7 +205,7 @@
           <w:p>
             <w:pPr>
               <w:pStyle w:val="Compact"/>
-              <w:jc w:val="left"/>
+              <w:jc w:val="center"/>
             </w:pPr>
             <w:r>
               <w:rPr>
@@ -221,7 +221,7 @@
           <w:p>
             <w:pPr>
               <w:pStyle w:val="Compact"/>
-              <w:jc w:val="left"/>
+              <w:jc w:val="center"/>
             </w:pPr>
             <w:r>
               <w:rPr>
@@ -253,7 +253,7 @@
           <w:p>
             <w:pPr>
               <w:pStyle w:val="Compact"/>
-              <w:jc w:val="left"/>
+              <w:jc w:val="center"/>
             </w:pPr>
             <w:r>
               <w:rPr>
@@ -269,7 +269,7 @@
           <w:p>
             <w:pPr>
               <w:pStyle w:val="Compact"/>
-              <w:jc w:val="left"/>
+              <w:jc w:val="center"/>
             </w:pPr>
             <w:r>
               <w:rPr>
@@ -287,7 +287,7 @@
           <w:p>
             <w:pPr>
               <w:pStyle w:val="Compact"/>
-              <w:jc w:val="left"/>
+              <w:jc w:val="center"/>
             </w:pPr>
             <w:r>
               <w:rPr>
@@ -316,7 +316,7 @@
           <w:p>
             <w:pPr>
               <w:pStyle w:val="Compact"/>
-              <w:jc w:val="left"/>
+              <w:jc w:val="center"/>
             </w:pPr>
             <w:r>
               <w:rPr>
@@ -356,7 +356,7 @@
           <w:p>
             <w:pPr>
               <w:pStyle w:val="Compact"/>
-              <w:jc w:val="left"/>
+              <w:jc w:val="center"/>
             </w:pPr>
             <w:r>
               <w:rPr>
@@ -371,7 +371,7 @@
           <w:p>
             <w:pPr>
               <w:pStyle w:val="Compact"/>
-              <w:jc w:val="left"/>
+              <w:jc w:val="center"/>
             </w:pPr>
             <w:r>
               <w:rPr>
@@ -388,7 +388,7 @@
           <w:p>
             <w:pPr>
               <w:pStyle w:val="Compact"/>
-              <w:jc w:val="left"/>
+              <w:jc w:val="center"/>
             </w:pPr>
             <w:r>
               <w:rPr>
@@ -417,7 +417,7 @@
           <w:p>
             <w:pPr>
               <w:pStyle w:val="Compact"/>
-              <w:jc w:val="left"/>
+              <w:jc w:val="center"/>
             </w:pPr>
             <w:r>
               <w:rPr>
@@ -457,7 +457,7 @@
           <w:p>
             <w:pPr>
               <w:pStyle w:val="Compact"/>
-              <w:jc w:val="left"/>
+              <w:jc w:val="center"/>
             </w:pPr>
             <w:r>
               <w:rPr>
@@ -472,7 +472,7 @@
           <w:p>
             <w:pPr>
               <w:pStyle w:val="Compact"/>
-              <w:jc w:val="left"/>
+              <w:jc w:val="center"/>
             </w:pPr>
             <w:r>
               <w:rPr>
@@ -489,7 +489,7 @@
           <w:p>
             <w:pPr>
               <w:pStyle w:val="Compact"/>
-              <w:jc w:val="left"/>
+              <w:jc w:val="center"/>
             </w:pPr>
             <w:r>
               <w:rPr>
@@ -518,7 +518,7 @@
           <w:p>
             <w:pPr>
               <w:pStyle w:val="Compact"/>
-              <w:jc w:val="left"/>
+              <w:jc w:val="center"/>
             </w:pPr>
             <w:r>
               <w:rPr>
@@ -558,7 +558,7 @@
           <w:p>
             <w:pPr>
               <w:pStyle w:val="Compact"/>
-              <w:jc w:val="left"/>
+              <w:jc w:val="center"/>
             </w:pPr>
             <w:r>
               <w:rPr>
@@ -573,7 +573,7 @@
           <w:p>
             <w:pPr>
               <w:pStyle w:val="Compact"/>
-              <w:jc w:val="left"/>
+              <w:jc w:val="center"/>
             </w:pPr>
             <w:r>
               <w:rPr>
@@ -710,7 +710,7 @@
           <w:p>
             <w:pPr>
               <w:pStyle w:val="Compact"/>
-              <w:jc w:val="left"/>
+              <w:jc w:val="center"/>
             </w:pPr>
             <w:r>
               <w:rPr>
@@ -776,7 +776,7 @@
           <w:p>
             <w:pPr>
               <w:pStyle w:val="Compact"/>
-              <w:jc w:val="left"/>
+              <w:jc w:val="center"/>
             </w:pPr>
             <w:r>
               <w:rPr>
@@ -869,7 +869,7 @@
           <w:p>
             <w:pPr>
               <w:pStyle w:val="Compact"/>
-              <w:jc w:val="left"/>
+              <w:jc w:val="center"/>
             </w:pPr>
             <w:r>
               <w:rPr>
@@ -931,7 +931,7 @@
           <w:p>
             <w:pPr>
               <w:pStyle w:val="Compact"/>
-              <w:jc w:val="left"/>
+              <w:jc w:val="center"/>
             </w:pPr>
             <w:r>
               <w:rPr>
@@ -1047,7 +1047,7 @@
           <w:p>
             <w:pPr>
               <w:pStyle w:val="Compact"/>
-              <w:jc w:val="left"/>
+              <w:jc w:val="center"/>
             </w:pPr>
             <w:r>
               <w:rPr>
@@ -1109,7 +1109,7 @@
           <w:p>
             <w:pPr>
               <w:pStyle w:val="Compact"/>
-              <w:jc w:val="left"/>
+              <w:jc w:val="center"/>
             </w:pPr>
             <w:r>
               <w:rPr>
@@ -1248,7 +1248,7 @@
           <w:p>
             <w:pPr>
               <w:pStyle w:val="Compact"/>
-              <w:jc w:val="left"/>
+              <w:jc w:val="center"/>
             </w:pPr>
             <w:r>
               <w:rPr>
@@ -1280,7 +1280,7 @@
           <w:p>
             <w:pPr>
               <w:pStyle w:val="Compact"/>
-              <w:jc w:val="left"/>
+              <w:jc w:val="center"/>
             </w:pPr>
             <w:r>
               <w:rPr>
@@ -1296,7 +1296,7 @@
           <w:p>
             <w:pPr>
               <w:pStyle w:val="Compact"/>
-              <w:jc w:val="left"/>
+              <w:jc w:val="center"/>
             </w:pPr>
             <w:r>
               <w:rPr>
@@ -1314,7 +1314,7 @@
           <w:p>
             <w:pPr>
               <w:pStyle w:val="Compact"/>
-              <w:jc w:val="left"/>
+              <w:jc w:val="center"/>
             </w:pPr>
             <w:r>
               <w:rPr>
@@ -1345,7 +1345,7 @@
           <w:p>
             <w:pPr>
               <w:pStyle w:val="Compact"/>
-              <w:jc w:val="left"/>
+              <w:jc w:val="center"/>
             </w:pPr>
             <w:r>
               <w:rPr>
@@ -1360,7 +1360,7 @@
           <w:p>
             <w:pPr>
               <w:pStyle w:val="Compact"/>
-              <w:jc w:val="left"/>
+              <w:jc w:val="center"/>
             </w:pPr>
             <m:oMath>
               <m:r>
@@ -1406,7 +1406,7 @@
           <w:p>
             <w:pPr>
               <w:pStyle w:val="Compact"/>
-              <w:jc w:val="left"/>
+              <w:jc w:val="center"/>
             </w:pPr>
             <w:r>
               <w:rPr>
@@ -1437,7 +1437,7 @@
           <w:p>
             <w:pPr>
               <w:pStyle w:val="Compact"/>
-              <w:jc w:val="left"/>
+              <w:jc w:val="center"/>
             </w:pPr>
             <w:r>
               <w:rPr>
@@ -1452,7 +1452,7 @@
           <w:p>
             <w:pPr>
               <w:pStyle w:val="Compact"/>
-              <w:jc w:val="left"/>
+              <w:jc w:val="center"/>
             </w:pPr>
             <m:oMath>
               <m:r>
@@ -1498,7 +1498,7 @@
           <w:p>
             <w:pPr>
               <w:pStyle w:val="Compact"/>
-              <w:jc w:val="left"/>
+              <w:jc w:val="center"/>
             </w:pPr>
             <w:r>
               <w:rPr>
@@ -1541,7 +1541,7 @@
           <w:p>
             <w:pPr>
               <w:pStyle w:val="Compact"/>
-              <w:jc w:val="left"/>
+              <w:jc w:val="center"/>
             </w:pPr>
             <m:oMath>
               <m:r>
@@ -1567,7 +1567,7 @@
           <w:p>
             <w:pPr>
               <w:pStyle w:val="Compact"/>
-              <w:jc w:val="left"/>
+              <w:jc w:val="center"/>
             </w:pPr>
             <m:oMath>
               <m:sSup>
@@ -1625,7 +1625,7 @@
           <w:p>
             <w:pPr>
               <w:pStyle w:val="Compact"/>
-              <w:jc w:val="left"/>
+              <w:jc w:val="center"/>
             </w:pPr>
             <w:r>
               <w:rPr>
@@ -1657,7 +1657,7 @@
           <w:p>
             <w:pPr>
               <w:pStyle w:val="Compact"/>
-              <w:jc w:val="left"/>
+              <w:jc w:val="center"/>
             </w:pPr>
             <w:r>
               <w:rPr>
@@ -1672,7 +1672,7 @@
           <w:p>
             <w:pPr>
               <w:pStyle w:val="Compact"/>
-              <w:jc w:val="left"/>
+              <w:jc w:val="center"/>
             </w:pPr>
             <w:r>
               <w:rPr>
@@ -1721,7 +1721,7 @@
           <w:p>
             <w:pPr>
               <w:pStyle w:val="Compact"/>
-              <w:jc w:val="left"/>
+              <w:jc w:val="center"/>
             </w:pPr>
             <w:r>
               <w:rPr>
@@ -1787,7 +1787,7 @@
           <w:p>
             <w:pPr>
               <w:pStyle w:val="Compact"/>
-              <w:jc w:val="left"/>
+              <w:jc w:val="center"/>
             </w:pPr>
             <w:r>
               <w:rPr>
@@ -1873,7 +1873,7 @@
           <w:p>
             <w:pPr>
               <w:pStyle w:val="Compact"/>
-              <w:jc w:val="left"/>
+              <w:jc w:val="center"/>
             </w:pPr>
             <w:r>
               <w:rPr>
@@ -1959,7 +1959,7 @@
           <w:p>
             <w:pPr>
               <w:pStyle w:val="Compact"/>
-              <w:jc w:val="left"/>
+              <w:jc w:val="center"/>
             </w:pPr>
             <w:r>
               <w:rPr>
@@ -2112,7 +2112,7 @@
     </w:p>
     <w:bookmarkEnd w:id="14"/>
     <w:bookmarkEnd w:id="15"/>
-    <w:bookmarkStart w:id="19" w:name="三电离能先讲最稳的趋势"/>
+    <w:bookmarkStart w:id="22" w:name="三电离能先讲最稳的趋势"/>
     <w:p>
       <w:pPr>
         <w:pStyle w:val="Heading2"/>
@@ -2180,6 +2180,12 @@
       <m:oMathPara>
         <m:oMathParaPr>
           <m:jc m:val="center"/>
+          <m:ctrlPr>
+            <w:rPr>
+              <w:sz w:val="28"/>
+              <w:szCs w:val="28"/>
+            </w:rPr>
+          </m:ctrlPr>
         </m:oMathParaPr>
         <m:oMath>
           <m:r>
@@ -2307,6 +2313,14 @@
         <w:t xml:space="preserve">：</w:t>
       </w:r>
       <m:oMath>
+        <m:oMathPr>
+          <m:ctrlPr>
+            <w:rPr>
+              <w:sz w:val="28"/>
+              <w:szCs w:val="28"/>
+            </w:rPr>
+          </m:ctrlPr>
+        </m:oMathPr>
         <m:sSub>
           <m:e>
             <m:r>
@@ -2423,6 +2437,14 @@
         <w:t xml:space="preserve"> </w:t>
       </w:r>
       <m:oMath>
+        <m:oMathPr>
+          <m:ctrlPr>
+            <w:rPr>
+              <w:sz w:val="28"/>
+              <w:szCs w:val="28"/>
+            </w:rPr>
+          </m:ctrlPr>
+        </m:oMathPr>
         <m:sSub>
           <m:e>
             <m:r>
@@ -2515,7 +2537,7 @@
           <w:p>
             <w:pPr>
               <w:pStyle w:val="Compact"/>
-              <w:jc w:val="left"/>
+              <w:jc w:val="center"/>
             </w:pPr>
             <w:r>
               <w:rPr>
@@ -2531,7 +2553,7 @@
           <w:p>
             <w:pPr>
               <w:pStyle w:val="Compact"/>
-              <w:jc w:val="left"/>
+              <w:jc w:val="center"/>
             </w:pPr>
             <w:r>
               <w:rPr>
@@ -2547,7 +2569,7 @@
           <w:p>
             <w:pPr>
               <w:pStyle w:val="Compact"/>
-              <w:jc w:val="left"/>
+              <w:jc w:val="center"/>
             </w:pPr>
             <w:r>
               <w:rPr>
@@ -2565,7 +2587,7 @@
           <w:p>
             <w:pPr>
               <w:pStyle w:val="Compact"/>
-              <w:jc w:val="left"/>
+              <w:jc w:val="center"/>
             </w:pPr>
             <w:r>
               <w:rPr>
@@ -2580,7 +2602,7 @@
           <w:p>
             <w:pPr>
               <w:pStyle w:val="Compact"/>
-              <w:jc w:val="left"/>
+              <w:jc w:val="center"/>
             </w:pPr>
             <m:oMath>
               <m:sSub>
@@ -2615,7 +2637,7 @@
           <w:p>
             <w:pPr>
               <w:pStyle w:val="Compact"/>
-              <w:jc w:val="left"/>
+              <w:jc w:val="center"/>
             </w:pPr>
             <m:oMath>
               <m:sSup>
@@ -2655,7 +2677,7 @@
           <w:p>
             <w:pPr>
               <w:pStyle w:val="Compact"/>
-              <w:jc w:val="left"/>
+              <w:jc w:val="center"/>
             </w:pPr>
             <w:r>
               <w:rPr>
@@ -2670,7 +2692,7 @@
           <w:p>
             <w:pPr>
               <w:pStyle w:val="Compact"/>
-              <w:jc w:val="left"/>
+              <w:jc w:val="center"/>
             </w:pPr>
             <m:oMath>
               <m:sSub>
@@ -2705,7 +2727,7 @@
           <w:p>
             <w:pPr>
               <w:pStyle w:val="Compact"/>
-              <w:jc w:val="left"/>
+              <w:jc w:val="center"/>
             </w:pPr>
             <w:r>
               <w:rPr>
@@ -2722,7 +2744,7 @@
           <w:p>
             <w:pPr>
               <w:pStyle w:val="Compact"/>
-              <w:jc w:val="left"/>
+              <w:jc w:val="center"/>
             </w:pPr>
             <w:r>
               <w:rPr>
@@ -2737,7 +2759,7 @@
           <w:p>
             <w:pPr>
               <w:pStyle w:val="Compact"/>
-              <w:jc w:val="left"/>
+              <w:jc w:val="center"/>
             </w:pPr>
             <w:r>
               <w:rPr>
@@ -2752,7 +2774,7 @@
           <w:p>
             <w:pPr>
               <w:pStyle w:val="Compact"/>
-              <w:jc w:val="left"/>
+              <w:jc w:val="center"/>
             </w:pPr>
             <w:r>
               <w:rPr>
@@ -2800,7 +2822,7 @@
       </w:tr>
     </w:tbl>
     <w:bookmarkEnd w:id="17"/>
-    <w:bookmarkStart w:id="18" w:name="经典反常"/>
+    <w:bookmarkStart w:id="21" w:name="经典反常"/>
     <w:p>
       <w:pPr>
         <w:pStyle w:val="Heading3"/>
@@ -2851,7 +2873,7 @@
           <w:p>
             <w:pPr>
               <w:pStyle w:val="Compact"/>
-              <w:jc w:val="left"/>
+              <w:jc w:val="center"/>
             </w:pPr>
             <w:r>
               <w:rPr>
@@ -2886,7 +2908,7 @@
           <w:p>
             <w:pPr>
               <w:pStyle w:val="Compact"/>
-              <w:jc w:val="left"/>
+              <w:jc w:val="center"/>
             </w:pPr>
             <w:r>
               <w:rPr>
@@ -3059,7 +3081,7 @@
           <w:p>
             <w:pPr>
               <w:pStyle w:val="Compact"/>
-              <w:jc w:val="left"/>
+              <w:jc w:val="center"/>
             </w:pPr>
             <w:r>
               <w:rPr>
@@ -3267,7 +3289,7 @@
           <w:p>
             <w:pPr>
               <w:pStyle w:val="Compact"/>
-              <w:jc w:val="left"/>
+              <w:jc w:val="center"/>
             </w:pPr>
             <w:r>
               <w:rPr>
@@ -3398,7 +3420,7 @@
           <w:p>
             <w:pPr>
               <w:pStyle w:val="Compact"/>
-              <w:jc w:val="left"/>
+              <w:jc w:val="center"/>
             </w:pPr>
             <w:r>
               <w:rPr>
@@ -3692,15 +3714,181 @@
       </m:oMath>
     </w:p>
     <w:p>
+      <w:pPr>
+        <w:pStyle w:val="FirstParagraph"/>
+        <w:jc w:val="center"/>
+      </w:pPr>
+      <w:r>
+        <w:rPr>
+          <w:b w:val="0"/>
+          <w:i w:val="0"/>
+          <w:sz w:val="21"/>
+        </w:rPr>
+        <w:drawing>
+          <wp:inline>
+            <wp:extent cx="5334000" cy="3958290"/>
+            <wp:effectExtent b="0" l="0" r="0" t="0"/>
+            <wp:docPr descr="元素的第一电离能随原子序数的周期性变化" title="" id="19" name="Picture"/>
+            <a:graphic>
+              <a:graphicData uri="http://schemas.openxmlformats.org/drawingml/2006/picture">
+                <pic:pic>
+                  <pic:nvPicPr>
+                    <pic:cNvPr descr="media/11-24-ionization-energy-periodic-trend.jpg" id="20" name="Picture"/>
+                    <pic:cNvPicPr>
+                      <a:picLocks noChangeArrowheads="1" noChangeAspect="1"/>
+                    </pic:cNvPicPr>
+                  </pic:nvPicPr>
+                  <pic:blipFill>
+                    <a:blip r:embed="rId18"/>
+                    <a:stretch>
+                      <a:fillRect/>
+                    </a:stretch>
+                  </pic:blipFill>
+                  <pic:spPr bwMode="auto">
+                    <a:xfrm>
+                      <a:off x="0" y="0"/>
+                      <a:ext cx="5334000" cy="3958290"/>
+                    </a:xfrm>
+                    <a:prstGeom prst="rect">
+                      <a:avLst/>
+                    </a:prstGeom>
+                    <a:noFill/>
+                    <a:ln w="9525">
+                      <a:noFill/>
+                      <a:headEnd/>
+                      <a:tailEnd/>
+                    </a:ln>
+                  </pic:spPr>
+                </pic:pic>
+              </a:graphicData>
+            </a:graphic>
+          </wp:inline>
+        </w:drawing>
+      </w:r>
+      <w:r>
+        <w:rPr>
+          <w:b w:val="0"/>
+          <w:i w:val="0"/>
+          <w:sz w:val="21"/>
+        </w:rPr>
+        <w:t xml:space="preserve"> </w:t>
+      </w:r>
+      <w:r>
+        <w:rPr>
+          <w:rFonts w:hint="eastAsia" w:eastAsia="FangSong" w:ascii="Times New Roman" w:hAnsi="Times New Roman"/>
+          <w:b w:val="0"/>
+          <w:i w:val="0"/>
+          <w:iCs/>
+          <w:sz w:val="21"/>
+        </w:rPr>
+        <w:t xml:space="preserve">图</w:t>
+      </w:r>
+      <w:r>
+        <w:rPr>
+          <w:b w:val="0"/>
+          <w:i w:val="0"/>
+          <w:iCs/>
+          <w:sz w:val="21"/>
+        </w:rPr>
+        <w:t xml:space="preserve"> </w:t>
+      </w:r>
+      <w:r>
+        <w:rPr>
+          <w:rFonts w:hint="eastAsia" w:eastAsia="FangSong" w:ascii="Times New Roman" w:hAnsi="Times New Roman"/>
+          <w:b w:val="0"/>
+          <w:i w:val="0"/>
+          <w:iCs/>
+          <w:sz w:val="21"/>
+        </w:rPr>
+        <w:t xml:space="preserve">元素的第一电离能随原子序数的周期性变化——同周期从左到右总体增大，但第二周期出现</w:t>
+      </w:r>
+      <w:r>
+        <w:rPr>
+          <w:b w:val="0"/>
+          <w:i w:val="0"/>
+          <w:iCs/>
+          <w:sz w:val="21"/>
+        </w:rPr>
+        <w:t xml:space="preserve"> Be &gt; B、N &gt; O </w:t>
+      </w:r>
+      <w:r>
+        <w:rPr>
+          <w:rFonts w:hint="eastAsia" w:eastAsia="FangSong" w:ascii="Times New Roman" w:hAnsi="Times New Roman"/>
+          <w:b w:val="0"/>
+          <w:i w:val="0"/>
+          <w:iCs/>
+          <w:sz w:val="21"/>
+        </w:rPr>
+        <w:t xml:space="preserve">的反常（箭头标注处），第三周期</w:t>
+      </w:r>
+      <w:r>
+        <w:rPr>
+          <w:b w:val="0"/>
+          <w:i w:val="0"/>
+          <w:iCs/>
+          <w:sz w:val="21"/>
+        </w:rPr>
+        <w:t xml:space="preserve"> Mg &gt; Al、P &gt; S </w:t>
+      </w:r>
+      <w:r>
+        <w:rPr>
+          <w:rFonts w:hint="eastAsia" w:eastAsia="FangSong" w:ascii="Times New Roman" w:hAnsi="Times New Roman"/>
+          <w:b w:val="0"/>
+          <w:i w:val="0"/>
+          <w:iCs/>
+          <w:sz w:val="21"/>
+        </w:rPr>
+        <w:t xml:space="preserve">的反常同样清晰可见。注意</w:t>
+      </w:r>
+      <w:r>
+        <w:rPr>
+          <w:b w:val="0"/>
+          <w:i w:val="0"/>
+          <w:iCs/>
+          <w:sz w:val="21"/>
+        </w:rPr>
+        <w:t xml:space="preserve"> He </w:t>
+      </w:r>
+      <w:r>
+        <w:rPr>
+          <w:rFonts w:hint="eastAsia" w:eastAsia="FangSong" w:ascii="Times New Roman" w:hAnsi="Times New Roman"/>
+          <w:b w:val="0"/>
+          <w:i w:val="0"/>
+          <w:iCs/>
+          <w:sz w:val="21"/>
+        </w:rPr>
+        <w:t xml:space="preserve">为最大值，稀有气体均处于周期峰顶（普化原理第4版</w:t>
+      </w:r>
+      <w:r>
+        <w:rPr>
+          <w:b w:val="0"/>
+          <w:i w:val="0"/>
+          <w:iCs/>
+          <w:sz w:val="21"/>
+        </w:rPr>
+        <w:t xml:space="preserve"> </w:t>
+      </w:r>
+      <w:r>
+        <w:rPr>
+          <w:rFonts w:hint="eastAsia" w:eastAsia="FangSong" w:ascii="Times New Roman" w:hAnsi="Times New Roman"/>
+          <w:b w:val="0"/>
+          <w:i w:val="0"/>
+          <w:iCs/>
+          <w:sz w:val="21"/>
+        </w:rPr>
+        <w:t xml:space="preserve">图11.24）</w:t>
+      </w:r>
+    </w:p>
+    <w:p>
       <w:r>
         <w:pict>
           <v:rect style="width:0;height:1.5pt" o:hralign="center" o:hrstd="t" o:hr="t"/>
         </w:pict>
       </w:r>
     </w:p>
-    <w:bookmarkEnd w:id="18"/>
-    <w:bookmarkEnd w:id="19"/>
-    <w:bookmarkStart w:id="23" w:name="四电子亲合能制造认知冲突"/>
+    <w:bookmarkEnd w:id="21"/>
+    <w:bookmarkEnd w:id="22"/>
+    <w:bookmarkStart w:id="26" w:name="四电子亲合能制造认知冲突"/>
     <w:p>
       <w:pPr>
         <w:pStyle w:val="Heading2"/>
@@ -3712,7 +3900,7 @@
         <w:t xml:space="preserve">四、电子亲合能——制造认知冲突</w:t>
       </w:r>
     </w:p>
-    <w:bookmarkStart w:id="20" w:name="定义深化-1"/>
+    <w:bookmarkStart w:id="23" w:name="定义深化-1"/>
     <w:p>
       <w:pPr>
         <w:pStyle w:val="Heading3"/>
@@ -3772,6 +3960,12 @@
       <m:oMathPara>
         <m:oMathParaPr>
           <m:jc m:val="center"/>
+          <m:ctrlPr>
+            <w:rPr>
+              <w:sz w:val="28"/>
+              <w:szCs w:val="28"/>
+            </w:rPr>
+          </m:ctrlPr>
         </m:oMathParaPr>
         <m:oMath>
           <m:r>
@@ -3959,8 +4153,8 @@
         <w:t xml:space="preserve">（负值），因为负负排斥。</w:t>
       </w:r>
     </w:p>
-    <w:bookmarkEnd w:id="20"/>
-    <w:bookmarkStart w:id="21" w:name="主趋势-1"/>
+    <w:bookmarkEnd w:id="23"/>
+    <w:bookmarkStart w:id="24" w:name="主趋势-1"/>
     <w:p>
       <w:pPr>
         <w:pStyle w:val="Heading3"/>
@@ -3996,7 +4190,7 @@
           <w:p>
             <w:pPr>
               <w:pStyle w:val="Compact"/>
-              <w:jc w:val="left"/>
+              <w:jc w:val="center"/>
             </w:pPr>
             <w:r>
               <w:rPr>
@@ -4012,7 +4206,7 @@
           <w:p>
             <w:pPr>
               <w:pStyle w:val="Compact"/>
-              <w:jc w:val="left"/>
+              <w:jc w:val="center"/>
             </w:pPr>
             <w:r>
               <w:rPr>
@@ -4028,7 +4222,7 @@
           <w:p>
             <w:pPr>
               <w:pStyle w:val="Compact"/>
-              <w:jc w:val="left"/>
+              <w:jc w:val="center"/>
             </w:pPr>
             <w:r>
               <w:rPr>
@@ -4046,7 +4240,7 @@
           <w:p>
             <w:pPr>
               <w:pStyle w:val="Compact"/>
-              <w:jc w:val="left"/>
+              <w:jc w:val="center"/>
             </w:pPr>
             <w:r>
               <w:rPr>
@@ -4061,7 +4255,7 @@
           <w:p>
             <w:pPr>
               <w:pStyle w:val="Compact"/>
-              <w:jc w:val="left"/>
+              <w:jc w:val="center"/>
             </w:pPr>
             <w:r>
               <w:rPr>
@@ -4082,7 +4276,7 @@
           <w:p>
             <w:pPr>
               <w:pStyle w:val="Compact"/>
-              <w:jc w:val="left"/>
+              <w:jc w:val="center"/>
             </w:pPr>
             <m:oMath>
               <m:sSup>
@@ -4146,7 +4340,7 @@
           <w:p>
             <w:pPr>
               <w:pStyle w:val="Compact"/>
-              <w:jc w:val="left"/>
+              <w:jc w:val="center"/>
             </w:pPr>
             <w:r>
               <w:rPr>
@@ -4161,7 +4355,7 @@
           <w:p>
             <w:pPr>
               <w:pStyle w:val="Compact"/>
-              <w:jc w:val="left"/>
+              <w:jc w:val="center"/>
             </w:pPr>
             <w:r>
               <w:rPr>
@@ -4182,7 +4376,7 @@
           <w:p>
             <w:pPr>
               <w:pStyle w:val="Compact"/>
-              <w:jc w:val="left"/>
+              <w:jc w:val="center"/>
             </w:pPr>
             <w:r>
               <w:rPr>
@@ -4218,8 +4412,8 @@
         </w:tc>
       </w:tr>
     </w:tbl>
-    <w:bookmarkEnd w:id="21"/>
-    <w:bookmarkStart w:id="22" w:name="经典反常-1"/>
+    <w:bookmarkEnd w:id="24"/>
+    <w:bookmarkStart w:id="25" w:name="经典反常-1"/>
     <w:p>
       <w:pPr>
         <w:pStyle w:val="Heading3"/>
@@ -4270,7 +4464,7 @@
           <w:p>
             <w:pPr>
               <w:pStyle w:val="Compact"/>
-              <w:jc w:val="left"/>
+              <w:jc w:val="center"/>
             </w:pPr>
             <w:r>
               <w:rPr>
@@ -4305,7 +4499,7 @@
           <w:p>
             <w:pPr>
               <w:pStyle w:val="Compact"/>
-              <w:jc w:val="left"/>
+              <w:jc w:val="center"/>
             </w:pPr>
             <w:r>
               <w:rPr>
@@ -4419,7 +4613,7 @@
           <w:p>
             <w:pPr>
               <w:pStyle w:val="Compact"/>
-              <w:jc w:val="left"/>
+              <w:jc w:val="center"/>
             </w:pPr>
             <w:r>
               <w:rPr>
@@ -4477,7 +4671,7 @@
           <w:p>
             <w:pPr>
               <w:pStyle w:val="Compact"/>
-              <w:jc w:val="left"/>
+              <w:jc w:val="center"/>
             </w:pPr>
             <w:r>
               <w:rPr>
@@ -4587,9 +4781,9 @@
         </w:pict>
       </w:r>
     </w:p>
-    <w:bookmarkEnd w:id="22"/>
-    <w:bookmarkEnd w:id="23"/>
-    <w:bookmarkStart w:id="27" w:name="五电负性把参数推向成键"/>
+    <w:bookmarkEnd w:id="25"/>
+    <w:bookmarkEnd w:id="26"/>
+    <w:bookmarkStart w:id="33" w:name="五电负性把参数推向成键"/>
     <w:p>
       <w:pPr>
         <w:pStyle w:val="Heading2"/>
@@ -4601,7 +4795,7 @@
         <w:t xml:space="preserve">五、电负性——把参数推向成键</w:t>
       </w:r>
     </w:p>
-    <w:bookmarkStart w:id="24" w:name="pauling-电负性标度"/>
+    <w:bookmarkStart w:id="27" w:name="pauling-电负性标度"/>
     <w:p>
       <w:pPr>
         <w:pStyle w:val="Heading3"/>
@@ -4637,6 +4831,12 @@
       <m:oMathPara>
         <m:oMathParaPr>
           <m:jc m:val="center"/>
+          <m:ctrlPr>
+            <w:rPr>
+              <w:sz w:val="28"/>
+              <w:szCs w:val="28"/>
+            </w:rPr>
+          </m:ctrlPr>
         </m:oMathParaPr>
         <m:oMath>
           <m:r>
@@ -4688,6 +4888,14 @@
         <w:t xml:space="preserve"> </w:t>
       </w:r>
       <m:oMath>
+        <m:oMathPr>
+          <m:ctrlPr>
+            <w:rPr>
+              <w:sz w:val="28"/>
+              <w:szCs w:val="28"/>
+            </w:rPr>
+          </m:ctrlPr>
+        </m:oMathPr>
         <m:r>
           <m:rPr>
             <m:sty m:val="p"/>
@@ -4789,8 +4997,8 @@
         <w:t xml:space="preserve">键的”额外稳定化能”。</w:t>
       </w:r>
     </w:p>
-    <w:bookmarkEnd w:id="24"/>
-    <w:bookmarkStart w:id="25" w:name="电负性趋势"/>
+    <w:bookmarkEnd w:id="27"/>
+    <w:bookmarkStart w:id="28" w:name="电负性趋势"/>
     <w:p>
       <w:pPr>
         <w:pStyle w:val="Heading3"/>
@@ -4825,7 +5033,7 @@
           <w:p>
             <w:pPr>
               <w:pStyle w:val="Compact"/>
-              <w:jc w:val="left"/>
+              <w:jc w:val="center"/>
             </w:pPr>
             <w:r>
               <w:rPr>
@@ -4841,7 +5049,7 @@
           <w:p>
             <w:pPr>
               <w:pStyle w:val="Compact"/>
-              <w:jc w:val="left"/>
+              <w:jc w:val="center"/>
             </w:pPr>
             <w:r>
               <w:rPr>
@@ -4857,7 +5065,7 @@
           <w:p>
             <w:pPr>
               <w:pStyle w:val="Compact"/>
-              <w:jc w:val="left"/>
+              <w:jc w:val="center"/>
             </w:pPr>
             <w:r>
               <w:rPr>
@@ -4875,7 +5083,7 @@
           <w:p>
             <w:pPr>
               <w:pStyle w:val="Compact"/>
-              <w:jc w:val="left"/>
+              <w:jc w:val="center"/>
             </w:pPr>
             <w:r>
               <w:rPr>
@@ -4890,7 +5098,7 @@
           <w:p>
             <w:pPr>
               <w:pStyle w:val="Compact"/>
-              <w:jc w:val="left"/>
+              <w:jc w:val="center"/>
             </w:pPr>
             <w:r>
               <w:rPr>
@@ -4911,7 +5119,7 @@
           <w:p>
             <w:pPr>
               <w:pStyle w:val="Compact"/>
-              <w:jc w:val="left"/>
+              <w:jc w:val="center"/>
             </w:pPr>
             <w:r>
               <w:rPr>
@@ -4952,7 +5160,7 @@
           <w:p>
             <w:pPr>
               <w:pStyle w:val="Compact"/>
-              <w:jc w:val="left"/>
+              <w:jc w:val="center"/>
             </w:pPr>
             <w:r>
               <w:rPr>
@@ -4967,7 +5175,7 @@
           <w:p>
             <w:pPr>
               <w:pStyle w:val="Compact"/>
-              <w:jc w:val="left"/>
+              <w:jc w:val="center"/>
             </w:pPr>
             <w:r>
               <w:rPr>
@@ -4988,7 +5196,7 @@
           <w:p>
             <w:pPr>
               <w:pStyle w:val="Compact"/>
-              <w:jc w:val="left"/>
+              <w:jc w:val="center"/>
             </w:pPr>
             <w:r>
               <w:rPr>
@@ -5043,8 +5251,8 @@
         <w:t xml:space="preserve">——它反映的是键能实验数据，不受单个原子电子构型波动的影响。</w:t>
       </w:r>
     </w:p>
-    <w:bookmarkEnd w:id="25"/>
-    <w:bookmarkStart w:id="26" w:name="pauling-电负性速查"/>
+    <w:bookmarkEnd w:id="28"/>
+    <w:bookmarkStart w:id="32" w:name="pauling-电负性速查"/>
     <w:p>
       <w:pPr>
         <w:pStyle w:val="Heading3"/>
@@ -5085,7 +5293,7 @@
           <w:p>
             <w:pPr>
               <w:pStyle w:val="Compact"/>
-              <w:jc w:val="left"/>
+              <w:jc w:val="center"/>
             </w:pPr>
             <w:r>
               <w:rPr>
@@ -5101,7 +5309,7 @@
           <w:p>
             <w:pPr>
               <w:pStyle w:val="Compact"/>
-              <w:jc w:val="left"/>
+              <w:jc w:val="center"/>
             </w:pPr>
             <w:r>
               <w:rPr>
@@ -5117,7 +5325,7 @@
           <w:p>
             <w:pPr>
               <w:pStyle w:val="Compact"/>
-              <w:jc w:val="left"/>
+              <w:jc w:val="center"/>
             </w:pPr>
             <w:r>
               <w:rPr>
@@ -5133,7 +5341,7 @@
           <w:p>
             <w:pPr>
               <w:pStyle w:val="Compact"/>
-              <w:jc w:val="left"/>
+              <w:jc w:val="center"/>
             </w:pPr>
             <w:r>
               <w:rPr>
@@ -5149,7 +5357,7 @@
           <w:p>
             <w:pPr>
               <w:pStyle w:val="Compact"/>
-              <w:jc w:val="left"/>
+              <w:jc w:val="center"/>
             </w:pPr>
             <w:r>
               <w:rPr>
@@ -5165,7 +5373,7 @@
           <w:p>
             <w:pPr>
               <w:pStyle w:val="Compact"/>
-              <w:jc w:val="left"/>
+              <w:jc w:val="center"/>
             </w:pPr>
             <w:r>
               <w:rPr>
@@ -5181,7 +5389,7 @@
           <w:p>
             <w:pPr>
               <w:pStyle w:val="Compact"/>
-              <w:jc w:val="left"/>
+              <w:jc w:val="center"/>
             </w:pPr>
             <w:r>
               <w:rPr>
@@ -5215,7 +5423,7 @@
           <w:p>
             <w:pPr>
               <w:pStyle w:val="Compact"/>
-              <w:jc w:val="left"/>
+              <w:jc w:val="center"/>
             </w:pPr>
             <w:r>
               <w:rPr>
@@ -5230,7 +5438,7 @@
           <w:p>
             <w:pPr>
               <w:pStyle w:val="Compact"/>
-              <w:jc w:val="left"/>
+              <w:jc w:val="center"/>
             </w:pPr>
             <w:r>
               <w:rPr>
@@ -5245,7 +5453,7 @@
           <w:p>
             <w:pPr>
               <w:pStyle w:val="Compact"/>
-              <w:jc w:val="left"/>
+              <w:jc w:val="center"/>
             </w:pPr>
             <w:r>
               <w:rPr>
@@ -5260,7 +5468,7 @@
           <w:p>
             <w:pPr>
               <w:pStyle w:val="Compact"/>
-              <w:jc w:val="left"/>
+              <w:jc w:val="center"/>
             </w:pPr>
             <w:r>
               <w:rPr>
@@ -5275,7 +5483,7 @@
           <w:p>
             <w:pPr>
               <w:pStyle w:val="Compact"/>
-              <w:jc w:val="left"/>
+              <w:jc w:val="center"/>
             </w:pPr>
             <w:r>
               <w:rPr>
@@ -5290,7 +5498,7 @@
           <w:p>
             <w:pPr>
               <w:pStyle w:val="Compact"/>
-              <w:jc w:val="left"/>
+              <w:jc w:val="center"/>
             </w:pPr>
             <w:r>
               <w:rPr>
@@ -5305,7 +5513,7 @@
           <w:p>
             <w:pPr>
               <w:pStyle w:val="Compact"/>
-              <w:jc w:val="left"/>
+              <w:jc w:val="center"/>
             </w:pPr>
             <w:r>
               <w:rPr>
@@ -5339,7 +5547,7 @@
           <w:p>
             <w:pPr>
               <w:pStyle w:val="Compact"/>
-              <w:jc w:val="left"/>
+              <w:jc w:val="center"/>
             </w:pPr>
             <w:r>
               <w:rPr>
@@ -5354,7 +5562,7 @@
           <w:p>
             <w:pPr>
               <w:pStyle w:val="Compact"/>
-              <w:jc w:val="left"/>
+              <w:jc w:val="center"/>
             </w:pPr>
             <w:r>
               <w:rPr>
@@ -5369,7 +5577,7 @@
           <w:p>
             <w:pPr>
               <w:pStyle w:val="Compact"/>
-              <w:jc w:val="left"/>
+              <w:jc w:val="center"/>
             </w:pPr>
             <w:r>
               <w:rPr>
@@ -5384,7 +5592,7 @@
           <w:p>
             <w:pPr>
               <w:pStyle w:val="Compact"/>
-              <w:jc w:val="left"/>
+              <w:jc w:val="center"/>
             </w:pPr>
             <w:r>
               <w:rPr>
@@ -5399,7 +5607,7 @@
           <w:p>
             <w:pPr>
               <w:pStyle w:val="Compact"/>
-              <w:jc w:val="left"/>
+              <w:jc w:val="center"/>
             </w:pPr>
             <w:r>
               <w:rPr>
@@ -5414,7 +5622,7 @@
           <w:p>
             <w:pPr>
               <w:pStyle w:val="Compact"/>
-              <w:jc w:val="left"/>
+              <w:jc w:val="center"/>
             </w:pPr>
             <w:r>
               <w:rPr>
@@ -5429,7 +5637,7 @@
           <w:p>
             <w:pPr>
               <w:pStyle w:val="Compact"/>
-              <w:jc w:val="left"/>
+              <w:jc w:val="center"/>
             </w:pPr>
             <w:r>
               <w:rPr>
@@ -5463,7 +5671,7 @@
           <w:p>
             <w:pPr>
               <w:pStyle w:val="Compact"/>
-              <w:jc w:val="left"/>
+              <w:jc w:val="center"/>
             </w:pPr>
             <w:r>
               <w:rPr>
@@ -5478,7 +5686,7 @@
           <w:p>
             <w:pPr>
               <w:pStyle w:val="Compact"/>
-              <w:jc w:val="left"/>
+              <w:jc w:val="center"/>
             </w:pPr>
             <w:r>
               <w:rPr>
@@ -5493,7 +5701,7 @@
           <w:p>
             <w:pPr>
               <w:pStyle w:val="Compact"/>
-              <w:jc w:val="left"/>
+              <w:jc w:val="center"/>
             </w:pPr>
             <w:r>
               <w:rPr>
@@ -5508,7 +5716,7 @@
           <w:p>
             <w:pPr>
               <w:pStyle w:val="Compact"/>
-              <w:jc w:val="left"/>
+              <w:jc w:val="center"/>
             </w:pPr>
             <w:r>
               <w:rPr>
@@ -5523,7 +5731,7 @@
           <w:p>
             <w:pPr>
               <w:pStyle w:val="Compact"/>
-              <w:jc w:val="left"/>
+              <w:jc w:val="center"/>
             </w:pPr>
             <w:r>
               <w:rPr>
@@ -5538,7 +5746,7 @@
           <w:p>
             <w:pPr>
               <w:pStyle w:val="Compact"/>
-              <w:jc w:val="left"/>
+              <w:jc w:val="center"/>
             </w:pPr>
             <w:r>
               <w:rPr>
@@ -5553,7 +5761,7 @@
           <w:p>
             <w:pPr>
               <w:pStyle w:val="Compact"/>
-              <w:jc w:val="left"/>
+              <w:jc w:val="center"/>
             </w:pPr>
             <w:r>
               <w:rPr>
@@ -5634,6 +5842,14 @@
         <w:t xml:space="preserve"> </w:t>
       </w:r>
       <m:oMath>
+        <m:oMathPr>
+          <m:ctrlPr>
+            <w:rPr>
+              <w:sz w:val="28"/>
+              <w:szCs w:val="28"/>
+            </w:rPr>
+          </m:ctrlPr>
+        </m:oMathPr>
         <m:r>
           <m:rPr>
             <m:sty m:val="p"/>
@@ -5678,6 +5894,14 @@
         <w:t xml:space="preserve"> </w:t>
       </w:r>
       <m:oMath>
+        <m:oMathPr>
+          <m:ctrlPr>
+            <w:rPr>
+              <w:sz w:val="28"/>
+              <w:szCs w:val="28"/>
+            </w:rPr>
+          </m:ctrlPr>
+        </m:oMathPr>
         <m:r>
           <m:t>0.4</m:t>
         </m:r>
@@ -5731,6 +5955,14 @@
         <w:t xml:space="preserve"> </w:t>
       </w:r>
       <m:oMath>
+        <m:oMathPr>
+          <m:ctrlPr>
+            <w:rPr>
+              <w:sz w:val="28"/>
+              <w:szCs w:val="28"/>
+            </w:rPr>
+          </m:ctrlPr>
+        </m:oMathPr>
         <m:r>
           <m:rPr>
             <m:sty m:val="p"/>
@@ -5767,15 +5999,124 @@
       </w:r>
     </w:p>
     <w:p>
+      <w:pPr>
+        <w:pStyle w:val="FirstParagraph"/>
+        <w:jc w:val="center"/>
+      </w:pPr>
+      <w:r>
+        <w:rPr>
+          <w:b w:val="0"/>
+          <w:i w:val="0"/>
+          <w:sz w:val="21"/>
+        </w:rPr>
+        <w:drawing>
+          <wp:inline>
+            <wp:extent cx="5334000" cy="3333750"/>
+            <wp:effectExtent b="0" l="0" r="0" t="0"/>
+            <wp:docPr descr="元素电负性与原子序数的关系" title="" id="30" name="Picture"/>
+            <a:graphic>
+              <a:graphicData uri="http://schemas.openxmlformats.org/drawingml/2006/picture">
+                <pic:pic>
+                  <pic:nvPicPr>
+                    <pic:cNvPr descr="media/11-25-electronegativity-periodic-trend.jpg" id="31" name="Picture"/>
+                    <pic:cNvPicPr>
+                      <a:picLocks noChangeArrowheads="1" noChangeAspect="1"/>
+                    </pic:cNvPicPr>
+                  </pic:nvPicPr>
+                  <pic:blipFill>
+                    <a:blip r:embed="rId29"/>
+                    <a:stretch>
+                      <a:fillRect/>
+                    </a:stretch>
+                  </pic:blipFill>
+                  <pic:spPr bwMode="auto">
+                    <a:xfrm>
+                      <a:off x="0" y="0"/>
+                      <a:ext cx="5334000" cy="3333750"/>
+                    </a:xfrm>
+                    <a:prstGeom prst="rect">
+                      <a:avLst/>
+                    </a:prstGeom>
+                    <a:noFill/>
+                    <a:ln w="9525">
+                      <a:noFill/>
+                      <a:headEnd/>
+                      <a:tailEnd/>
+                    </a:ln>
+                  </pic:spPr>
+                </pic:pic>
+              </a:graphicData>
+            </a:graphic>
+          </wp:inline>
+        </w:drawing>
+      </w:r>
+      <w:r>
+        <w:rPr>
+          <w:b w:val="0"/>
+          <w:i w:val="0"/>
+          <w:sz w:val="21"/>
+        </w:rPr>
+        <w:t xml:space="preserve"> </w:t>
+      </w:r>
+      <w:r>
+        <w:rPr>
+          <w:rFonts w:hint="eastAsia" w:eastAsia="FangSong" w:ascii="Times New Roman" w:hAnsi="Times New Roman"/>
+          <w:b w:val="0"/>
+          <w:i w:val="0"/>
+          <w:iCs/>
+          <w:sz w:val="21"/>
+        </w:rPr>
+        <w:t xml:space="preserve">图</w:t>
+      </w:r>
+      <w:r>
+        <w:rPr>
+          <w:b w:val="0"/>
+          <w:i w:val="0"/>
+          <w:iCs/>
+          <w:sz w:val="21"/>
+        </w:rPr>
+        <w:t xml:space="preserve"> </w:t>
+      </w:r>
+      <w:r>
+        <w:rPr>
+          <w:rFonts w:hint="eastAsia" w:eastAsia="FangSong" w:ascii="Times New Roman" w:hAnsi="Times New Roman"/>
+          <w:b w:val="0"/>
+          <w:i w:val="0"/>
+          <w:iCs/>
+          <w:sz w:val="21"/>
+        </w:rPr>
+        <w:t xml:space="preserve">元素电负性（Pauling标度）随原子序数的周期性变化——F（3.98）为周期表最大值，同周期从左到右递增，同族从上到下递减。电负性是三参数中唯一没有反常的，反映的是键能实验数据的平滑趋势（普化原理第4版</w:t>
+      </w:r>
+      <w:r>
+        <w:rPr>
+          <w:b w:val="0"/>
+          <w:i w:val="0"/>
+          <w:iCs/>
+          <w:sz w:val="21"/>
+        </w:rPr>
+        <w:t xml:space="preserve"> </w:t>
+      </w:r>
+      <w:r>
+        <w:rPr>
+          <w:rFonts w:hint="eastAsia" w:eastAsia="FangSong" w:ascii="Times New Roman" w:hAnsi="Times New Roman"/>
+          <w:b w:val="0"/>
+          <w:i w:val="0"/>
+          <w:iCs/>
+          <w:sz w:val="21"/>
+        </w:rPr>
+        <w:t xml:space="preserve">图11.25）</w:t>
+      </w:r>
+    </w:p>
+    <w:p>
       <w:r>
         <w:pict>
           <v:rect style="width:0;height:1.5pt" o:hralign="center" o:hrstd="t" o:hr="t"/>
         </w:pict>
       </w:r>
     </w:p>
-    <w:bookmarkEnd w:id="26"/>
-    <w:bookmarkEnd w:id="27"/>
-    <w:bookmarkStart w:id="31" w:name="六从键极性到分子极性"/>
+    <w:bookmarkEnd w:id="32"/>
+    <w:bookmarkEnd w:id="33"/>
+    <w:bookmarkStart w:id="37" w:name="六从键极性到分子极性"/>
     <w:p>
       <w:pPr>
         <w:pStyle w:val="Heading2"/>
@@ -5787,7 +6128,7 @@
         <w:t xml:space="preserve">六、从键极性到分子极性</w:t>
       </w:r>
     </w:p>
-    <w:bookmarkStart w:id="28" w:name="键极性"/>
+    <w:bookmarkStart w:id="34" w:name="键极性"/>
     <w:p>
       <w:pPr>
         <w:pStyle w:val="Heading3"/>
@@ -5876,7 +6217,7 @@
           <w:p>
             <w:pPr>
               <w:pStyle w:val="Compact"/>
-              <w:jc w:val="left"/>
+              <w:jc w:val="center"/>
             </w:pPr>
             <w:r>
               <w:rPr>
@@ -5892,7 +6233,7 @@
           <w:p>
             <w:pPr>
               <w:pStyle w:val="Compact"/>
-              <w:jc w:val="left"/>
+              <w:jc w:val="center"/>
             </w:pPr>
             <w:r>
               <w:rPr>
@@ -5928,7 +6269,7 @@
           <w:p>
             <w:pPr>
               <w:pStyle w:val="Compact"/>
-              <w:jc w:val="left"/>
+              <w:jc w:val="center"/>
             </w:pPr>
             <w:r>
               <w:rPr>
@@ -5944,7 +6285,7 @@
           <w:p>
             <w:pPr>
               <w:pStyle w:val="Compact"/>
-              <w:jc w:val="left"/>
+              <w:jc w:val="center"/>
             </w:pPr>
             <w:r>
               <w:rPr>
@@ -5962,7 +6303,7 @@
           <w:p>
             <w:pPr>
               <w:pStyle w:val="Compact"/>
-              <w:jc w:val="left"/>
+              <w:jc w:val="center"/>
             </w:pPr>
             <w:r>
               <w:rPr>
@@ -5977,7 +6318,7 @@
           <w:p>
             <w:pPr>
               <w:pStyle w:val="Compact"/>
-              <w:jc w:val="left"/>
+              <w:jc w:val="center"/>
             </w:pPr>
             <w:r>
               <w:rPr>
@@ -6007,7 +6348,7 @@
           <w:p>
             <w:pPr>
               <w:pStyle w:val="Compact"/>
-              <w:jc w:val="left"/>
+              <w:jc w:val="center"/>
             </w:pPr>
             <w:r>
               <w:rPr>
@@ -6022,7 +6363,7 @@
           <w:p>
             <w:pPr>
               <w:pStyle w:val="Compact"/>
-              <w:jc w:val="left"/>
+              <w:jc w:val="center"/>
             </w:pPr>
             <w:r>
               <w:rPr>
@@ -6039,7 +6380,7 @@
           <w:p>
             <w:pPr>
               <w:pStyle w:val="Compact"/>
-              <w:jc w:val="left"/>
+              <w:jc w:val="center"/>
             </w:pPr>
             <w:r>
               <w:rPr>
@@ -6054,7 +6395,7 @@
           <w:p>
             <w:pPr>
               <w:pStyle w:val="Compact"/>
-              <w:jc w:val="left"/>
+              <w:jc w:val="center"/>
             </w:pPr>
             <w:r>
               <w:rPr>
@@ -6084,7 +6425,7 @@
           <w:p>
             <w:pPr>
               <w:pStyle w:val="Compact"/>
-              <w:jc w:val="left"/>
+              <w:jc w:val="center"/>
             </w:pPr>
             <w:r>
               <w:rPr>
@@ -6099,7 +6440,7 @@
           <w:p>
             <w:pPr>
               <w:pStyle w:val="Compact"/>
-              <w:jc w:val="left"/>
+              <w:jc w:val="center"/>
             </w:pPr>
             <m:oMath>
               <m:sSup>
@@ -6162,7 +6503,7 @@
           <w:p>
             <w:pPr>
               <w:pStyle w:val="Compact"/>
-              <w:jc w:val="left"/>
+              <w:jc w:val="center"/>
             </w:pPr>
             <w:r>
               <w:rPr>
@@ -6177,7 +6518,7 @@
           <w:p>
             <w:pPr>
               <w:pStyle w:val="Compact"/>
-              <w:jc w:val="left"/>
+              <w:jc w:val="center"/>
             </w:pPr>
             <w:r>
               <w:rPr>
@@ -6207,7 +6548,7 @@
           <w:p>
             <w:pPr>
               <w:pStyle w:val="Compact"/>
-              <w:jc w:val="left"/>
+              <w:jc w:val="center"/>
             </w:pPr>
             <w:r>
               <w:rPr>
@@ -6222,7 +6563,7 @@
           <w:p>
             <w:pPr>
               <w:pStyle w:val="Compact"/>
-              <w:jc w:val="left"/>
+              <w:jc w:val="center"/>
             </w:pPr>
             <w:r>
               <w:rPr>
@@ -6239,7 +6580,7 @@
           <w:p>
             <w:pPr>
               <w:pStyle w:val="Compact"/>
-              <w:jc w:val="left"/>
+              <w:jc w:val="center"/>
             </w:pPr>
             <w:r>
               <w:rPr>
@@ -6254,7 +6595,7 @@
           <w:p>
             <w:pPr>
               <w:pStyle w:val="Compact"/>
-              <w:jc w:val="left"/>
+              <w:jc w:val="center"/>
             </w:pPr>
             <w:r>
               <w:rPr>
@@ -6284,7 +6625,7 @@
           <w:p>
             <w:pPr>
               <w:pStyle w:val="Compact"/>
-              <w:jc w:val="left"/>
+              <w:jc w:val="center"/>
             </w:pPr>
             <w:r>
               <w:rPr>
@@ -6299,7 +6640,7 @@
           <w:p>
             <w:pPr>
               <w:pStyle w:val="Compact"/>
-              <w:jc w:val="left"/>
+              <w:jc w:val="center"/>
             </w:pPr>
             <w:r>
               <w:rPr>
@@ -6316,7 +6657,7 @@
           <w:p>
             <w:pPr>
               <w:pStyle w:val="Compact"/>
-              <w:jc w:val="left"/>
+              <w:jc w:val="center"/>
             </w:pPr>
             <w:r>
               <w:rPr>
@@ -6331,7 +6672,7 @@
           <w:p>
             <w:pPr>
               <w:pStyle w:val="Compact"/>
-              <w:jc w:val="left"/>
+              <w:jc w:val="center"/>
             </w:pPr>
             <w:r>
               <w:rPr>
@@ -6361,7 +6702,7 @@
           <w:p>
             <w:pPr>
               <w:pStyle w:val="Compact"/>
-              <w:jc w:val="left"/>
+              <w:jc w:val="center"/>
             </w:pPr>
             <w:r>
               <w:rPr>
@@ -6376,7 +6717,7 @@
           <w:p>
             <w:pPr>
               <w:pStyle w:val="Compact"/>
-              <w:jc w:val="left"/>
+              <w:jc w:val="center"/>
             </w:pPr>
             <w:r>
               <w:rPr>
@@ -6388,8 +6729,8 @@
         </w:tc>
       </w:tr>
     </w:tbl>
-    <w:bookmarkEnd w:id="28"/>
-    <w:bookmarkStart w:id="29" w:name="分子极性键极性的矢量加和"/>
+    <w:bookmarkEnd w:id="34"/>
+    <w:bookmarkStart w:id="35" w:name="分子极性键极性的矢量加和"/>
     <w:p>
       <w:pPr>
         <w:pStyle w:val="Heading3"/>
@@ -6569,8 +6910,8 @@
         <w:t xml:space="preserve">极性分子</w:t>
       </w:r>
     </w:p>
-    <w:bookmarkEnd w:id="29"/>
-    <w:bookmarkStart w:id="30" w:name="对比实例"/>
+    <w:bookmarkEnd w:id="35"/>
+    <w:bookmarkStart w:id="36" w:name="对比实例"/>
     <w:p>
       <w:pPr>
         <w:pStyle w:val="Heading3"/>
@@ -6608,7 +6949,7 @@
           <w:p>
             <w:pPr>
               <w:pStyle w:val="Compact"/>
-              <w:jc w:val="left"/>
+              <w:jc w:val="center"/>
             </w:pPr>
             <w:r>
               <w:rPr>
@@ -6640,7 +6981,7 @@
           <w:p>
             <w:pPr>
               <w:pStyle w:val="Compact"/>
-              <w:jc w:val="left"/>
+              <w:jc w:val="center"/>
             </w:pPr>
             <w:r>
               <w:rPr>
@@ -6713,7 +7054,7 @@
           <w:p>
             <w:pPr>
               <w:pStyle w:val="Compact"/>
-              <w:jc w:val="left"/>
+              <w:jc w:val="center"/>
             </w:pPr>
             <w:r>
               <w:rPr>
@@ -6745,7 +7086,7 @@
           <w:p>
             <w:pPr>
               <w:pStyle w:val="Compact"/>
-              <w:jc w:val="left"/>
+              <w:jc w:val="center"/>
             </w:pPr>
             <w:r>
               <w:rPr>
@@ -6809,7 +7150,7 @@
           <w:p>
             <w:pPr>
               <w:pStyle w:val="Compact"/>
-              <w:jc w:val="left"/>
+              <w:jc w:val="center"/>
             </w:pPr>
             <w:r>
               <w:rPr>
@@ -6841,7 +7182,7 @@
           <w:p>
             <w:pPr>
               <w:pStyle w:val="Compact"/>
-              <w:jc w:val="left"/>
+              <w:jc w:val="center"/>
             </w:pPr>
             <w:r>
               <w:rPr>
@@ -6905,7 +7246,7 @@
           <w:p>
             <w:pPr>
               <w:pStyle w:val="Compact"/>
-              <w:jc w:val="left"/>
+              <w:jc w:val="center"/>
             </w:pPr>
             <w:r>
               <w:rPr>
@@ -6937,7 +7278,7 @@
           <w:p>
             <w:pPr>
               <w:pStyle w:val="Compact"/>
-              <w:jc w:val="left"/>
+              <w:jc w:val="center"/>
             </w:pPr>
             <w:r>
               <w:rPr>
@@ -7003,7 +7344,7 @@
           <w:p>
             <w:pPr>
               <w:pStyle w:val="Compact"/>
-              <w:jc w:val="left"/>
+              <w:jc w:val="center"/>
             </w:pPr>
             <w:r>
               <w:rPr>
@@ -7035,7 +7376,7 @@
           <w:p>
             <w:pPr>
               <w:pStyle w:val="Compact"/>
-              <w:jc w:val="left"/>
+              <w:jc w:val="center"/>
             </w:pPr>
             <w:r>
               <w:rPr>
@@ -7101,7 +7442,7 @@
           <w:p>
             <w:pPr>
               <w:pStyle w:val="Compact"/>
-              <w:jc w:val="left"/>
+              <w:jc w:val="center"/>
             </w:pPr>
             <w:r>
               <w:rPr>
@@ -7133,7 +7474,7 @@
           <w:p>
             <w:pPr>
               <w:pStyle w:val="Compact"/>
-              <w:jc w:val="left"/>
+              <w:jc w:val="center"/>
             </w:pPr>
             <w:r>
               <w:rPr>
@@ -7215,7 +7556,7 @@
           <w:p>
             <w:pPr>
               <w:pStyle w:val="Compact"/>
-              <w:jc w:val="left"/>
+              <w:jc w:val="center"/>
             </w:pPr>
             <w:r>
               <w:rPr>
@@ -7247,7 +7588,7 @@
           <w:p>
             <w:pPr>
               <w:pStyle w:val="Compact"/>
-              <w:jc w:val="left"/>
+              <w:jc w:val="center"/>
             </w:pPr>
             <w:r>
               <w:rPr>
@@ -7311,7 +7652,7 @@
           <w:p>
             <w:pPr>
               <w:pStyle w:val="Compact"/>
-              <w:jc w:val="left"/>
+              <w:jc w:val="center"/>
             </w:pPr>
             <w:r>
               <w:rPr>
@@ -7343,7 +7684,7 @@
           <w:p>
             <w:pPr>
               <w:pStyle w:val="Compact"/>
-              <w:jc w:val="left"/>
+              <w:jc w:val="center"/>
             </w:pPr>
             <w:r>
               <w:rPr>
@@ -7409,7 +7750,7 @@
           <w:p>
             <w:pPr>
               <w:pStyle w:val="Compact"/>
-              <w:jc w:val="left"/>
+              <w:jc w:val="center"/>
             </w:pPr>
             <w:r>
               <w:rPr>
@@ -7441,7 +7782,7 @@
           <w:p>
             <w:pPr>
               <w:pStyle w:val="Compact"/>
-              <w:jc w:val="left"/>
+              <w:jc w:val="center"/>
             </w:pPr>
             <w:r>
               <w:rPr>
@@ -7511,7 +7852,7 @@
           <w:p>
             <w:pPr>
               <w:pStyle w:val="Compact"/>
-              <w:jc w:val="left"/>
+              <w:jc w:val="center"/>
             </w:pPr>
             <w:r>
               <w:rPr>
@@ -7543,7 +7884,7 @@
           <w:p>
             <w:pPr>
               <w:pStyle w:val="Compact"/>
-              <w:jc w:val="left"/>
+              <w:jc w:val="center"/>
             </w:pPr>
             <w:r>
               <w:rPr>
@@ -7637,9 +7978,9 @@
         </w:pict>
       </w:r>
     </w:p>
-    <w:bookmarkEnd w:id="30"/>
-    <w:bookmarkEnd w:id="31"/>
-    <w:bookmarkStart w:id="36" w:name="七典型例题"/>
+    <w:bookmarkEnd w:id="36"/>
+    <w:bookmarkEnd w:id="37"/>
+    <w:bookmarkStart w:id="42" w:name="七典型例题"/>
     <w:p>
       <w:pPr>
         <w:pStyle w:val="Heading2"/>
@@ -7651,7 +7992,7 @@
         <w:t xml:space="preserve">七、典型例题</w:t>
       </w:r>
     </w:p>
-    <w:bookmarkStart w:id="32" w:name="例-1-电离能反常比较"/>
+    <w:bookmarkStart w:id="38" w:name="例-1-电离能反常比较"/>
     <w:p>
       <w:pPr>
         <w:pStyle w:val="Heading3"/>
@@ -7792,6 +8133,14 @@
         <w:t xml:space="preserve">的电子排布：</w:t>
       </w:r>
       <m:oMath>
+        <m:oMathPr>
+          <m:ctrlPr>
+            <w:rPr>
+              <w:sz w:val="28"/>
+              <w:szCs w:val="28"/>
+            </w:rPr>
+          </m:ctrlPr>
+        </m:oMathPr>
         <m:r>
           <m:t>1</m:t>
         </m:r>
@@ -7868,6 +8217,14 @@
         <w:t xml:space="preserve">的电子排布：</w:t>
       </w:r>
       <m:oMath>
+        <m:oMathPr>
+          <m:ctrlPr>
+            <w:rPr>
+              <w:sz w:val="28"/>
+              <w:szCs w:val="28"/>
+            </w:rPr>
+          </m:ctrlPr>
+        </m:oMathPr>
         <m:r>
           <m:t>1</m:t>
         </m:r>
@@ -7954,6 +8311,14 @@
         <w:t xml:space="preserve"> </w:t>
       </w:r>
       <m:oMath>
+        <m:oMathPr>
+          <m:ctrlPr>
+            <w:rPr>
+              <w:sz w:val="28"/>
+              <w:szCs w:val="28"/>
+            </w:rPr>
+          </m:ctrlPr>
+        </m:oMathPr>
         <m:sSub>
           <m:e>
             <m:r>
@@ -8054,6 +8419,14 @@
         <w:t xml:space="preserve">的电子排布：</w:t>
       </w:r>
       <m:oMath>
+        <m:oMathPr>
+          <m:ctrlPr>
+            <w:rPr>
+              <w:sz w:val="28"/>
+              <w:szCs w:val="28"/>
+            </w:rPr>
+          </m:ctrlPr>
+        </m:oMathPr>
         <m:r>
           <m:t>1</m:t>
         </m:r>
@@ -8145,6 +8518,14 @@
         <w:t xml:space="preserve">的电子排布：</w:t>
       </w:r>
       <m:oMath>
+        <m:oMathPr>
+          <m:ctrlPr>
+            <w:rPr>
+              <w:sz w:val="28"/>
+              <w:szCs w:val="28"/>
+            </w:rPr>
+          </m:ctrlPr>
+        </m:oMathPr>
         <m:r>
           <m:t>1</m:t>
         </m:r>
@@ -8245,6 +8626,14 @@
         <w:t xml:space="preserve"> </w:t>
       </w:r>
       <m:oMath>
+        <m:oMathPr>
+          <m:ctrlPr>
+            <w:rPr>
+              <w:sz w:val="28"/>
+              <w:szCs w:val="28"/>
+            </w:rPr>
+          </m:ctrlPr>
+        </m:oMathPr>
         <m:sSub>
           <m:e>
             <m:r>
@@ -8348,8 +8737,8 @@
         </w:pict>
       </w:r>
     </w:p>
-    <w:bookmarkEnd w:id="32"/>
-    <w:bookmarkStart w:id="33" w:name="例-2-电子亲合能反常"/>
+    <w:bookmarkEnd w:id="38"/>
+    <w:bookmarkStart w:id="39" w:name="例-2-电子亲合能反常"/>
     <w:p>
       <w:pPr>
         <w:pStyle w:val="Heading3"/>
@@ -8695,8 +9084,8 @@
         </w:pict>
       </w:r>
     </w:p>
-    <w:bookmarkEnd w:id="33"/>
-    <w:bookmarkStart w:id="34" w:name="例-3-电负性与键极性"/>
+    <w:bookmarkEnd w:id="39"/>
+    <w:bookmarkStart w:id="40" w:name="例-3-电负性与键极性"/>
     <w:p>
       <w:pPr>
         <w:pStyle w:val="Heading3"/>
@@ -8818,7 +9207,7 @@
           <w:p>
             <w:pPr>
               <w:pStyle w:val="Compact"/>
-              <w:jc w:val="left"/>
+              <w:jc w:val="center"/>
             </w:pPr>
             <w:r>
               <w:rPr>
@@ -8866,7 +9255,7 @@
           <w:p>
             <w:pPr>
               <w:pStyle w:val="Compact"/>
-              <w:jc w:val="left"/>
+              <w:jc w:val="center"/>
             </w:pPr>
             <w:r>
               <w:rPr>
@@ -8900,7 +9289,7 @@
           <w:p>
             <w:pPr>
               <w:pStyle w:val="Compact"/>
-              <w:jc w:val="left"/>
+              <w:jc w:val="center"/>
             </w:pPr>
             <w:r>
               <w:rPr>
@@ -8963,7 +9352,7 @@
           <w:p>
             <w:pPr>
               <w:pStyle w:val="Compact"/>
-              <w:jc w:val="left"/>
+              <w:jc w:val="center"/>
             </w:pPr>
             <w:r>
               <w:rPr>
@@ -9015,7 +9404,7 @@
           <w:p>
             <w:pPr>
               <w:pStyle w:val="Compact"/>
-              <w:jc w:val="left"/>
+              <w:jc w:val="center"/>
             </w:pPr>
             <w:r>
               <w:rPr>
@@ -9078,7 +9467,7 @@
           <w:p>
             <w:pPr>
               <w:pStyle w:val="Compact"/>
-              <w:jc w:val="left"/>
+              <w:jc w:val="center"/>
             </w:pPr>
             <w:r>
               <w:rPr>
@@ -9130,7 +9519,7 @@
           <w:p>
             <w:pPr>
               <w:pStyle w:val="Compact"/>
-              <w:jc w:val="left"/>
+              <w:jc w:val="center"/>
             </w:pPr>
             <w:r>
               <w:rPr>
@@ -9193,7 +9582,7 @@
           <w:p>
             <w:pPr>
               <w:pStyle w:val="Compact"/>
-              <w:jc w:val="left"/>
+              <w:jc w:val="center"/>
             </w:pPr>
             <w:r>
               <w:rPr>
@@ -9360,8 +9749,8 @@
         </w:pict>
       </w:r>
     </w:p>
-    <w:bookmarkEnd w:id="34"/>
-    <w:bookmarkStart w:id="35" w:name="例-4-综合比较"/>
+    <w:bookmarkEnd w:id="40"/>
+    <w:bookmarkStart w:id="41" w:name="例-4-综合比较"/>
     <w:p>
       <w:pPr>
         <w:pStyle w:val="Heading3"/>
@@ -9492,7 +9881,7 @@
           <w:p>
             <w:pPr>
               <w:pStyle w:val="Compact"/>
-              <w:jc w:val="left"/>
+              <w:jc w:val="center"/>
             </w:pPr>
             <w:r>
               <w:rPr>
@@ -9508,7 +9897,7 @@
           <w:p>
             <w:pPr>
               <w:pStyle w:val="Compact"/>
-              <w:jc w:val="left"/>
+              <w:jc w:val="center"/>
             </w:pPr>
             <w:r>
               <w:rPr>
@@ -9556,7 +9945,7 @@
           <w:p>
             <w:pPr>
               <w:pStyle w:val="Compact"/>
-              <w:jc w:val="left"/>
+              <w:jc w:val="center"/>
             </w:pPr>
             <w:r>
               <w:rPr>
@@ -9574,7 +9963,7 @@
           <w:p>
             <w:pPr>
               <w:pStyle w:val="Compact"/>
-              <w:jc w:val="left"/>
+              <w:jc w:val="center"/>
             </w:pPr>
             <w:r>
               <w:rPr>
@@ -9603,7 +9992,7 @@
           <w:p>
             <w:pPr>
               <w:pStyle w:val="Compact"/>
-              <w:jc w:val="left"/>
+              <w:jc w:val="center"/>
             </w:pPr>
             <w:r>
               <w:rPr>
@@ -9650,7 +10039,7 @@
           <w:p>
             <w:pPr>
               <w:pStyle w:val="Compact"/>
-              <w:jc w:val="left"/>
+              <w:jc w:val="center"/>
             </w:pPr>
             <w:r>
               <w:rPr>
@@ -9685,7 +10074,7 @@
           <w:p>
             <w:pPr>
               <w:pStyle w:val="Compact"/>
-              <w:jc w:val="left"/>
+              <w:jc w:val="center"/>
             </w:pPr>
             <w:r>
               <w:rPr>
@@ -9714,7 +10103,7 @@
           <w:p>
             <w:pPr>
               <w:pStyle w:val="Compact"/>
-              <w:jc w:val="left"/>
+              <w:jc w:val="center"/>
             </w:pPr>
             <w:r>
               <w:rPr>
@@ -9761,7 +10150,7 @@
           <w:p>
             <w:pPr>
               <w:pStyle w:val="Compact"/>
-              <w:jc w:val="left"/>
+              <w:jc w:val="center"/>
             </w:pPr>
             <w:r>
               <w:rPr>
@@ -9808,7 +10197,7 @@
           <w:p>
             <w:pPr>
               <w:pStyle w:val="Compact"/>
-              <w:jc w:val="left"/>
+              <w:jc w:val="center"/>
             </w:pPr>
             <w:r>
               <w:rPr>
@@ -9837,7 +10226,7 @@
           <w:p>
             <w:pPr>
               <w:pStyle w:val="Compact"/>
-              <w:jc w:val="left"/>
+              <w:jc w:val="center"/>
             </w:pPr>
             <w:r>
               <w:rPr>
@@ -9884,7 +10273,7 @@
           <w:p>
             <w:pPr>
               <w:pStyle w:val="Compact"/>
-              <w:jc w:val="left"/>
+              <w:jc w:val="center"/>
             </w:pPr>
             <w:r>
               <w:rPr>
@@ -9985,9 +10374,9 @@
         </w:pict>
       </w:r>
     </w:p>
-    <w:bookmarkEnd w:id="35"/>
-    <w:bookmarkEnd w:id="36"/>
-    <w:bookmarkStart w:id="41" w:name="八方法总结"/>
+    <w:bookmarkEnd w:id="41"/>
+    <w:bookmarkEnd w:id="42"/>
+    <w:bookmarkStart w:id="47" w:name="八方法总结"/>
     <w:p>
       <w:pPr>
         <w:pStyle w:val="Heading2"/>
@@ -9999,7 +10388,7 @@
         <w:t xml:space="preserve">八、方法总结</w:t>
       </w:r>
     </w:p>
-    <w:bookmarkStart w:id="37" w:name="失得拉三字框架"/>
+    <w:bookmarkStart w:id="43" w:name="失得拉三字框架"/>
     <w:p>
       <w:pPr>
         <w:pStyle w:val="Heading3"/>
@@ -10133,8 +10522,8 @@
         <w:t xml:space="preserve">在分子中拉电子能力</w:t>
       </w:r>
     </w:p>
-    <w:bookmarkEnd w:id="37"/>
-    <w:bookmarkStart w:id="38" w:name="三参数比较思维顺序"/>
+    <w:bookmarkEnd w:id="43"/>
+    <w:bookmarkStart w:id="44" w:name="三参数比较思维顺序"/>
     <w:p>
       <w:pPr>
         <w:pStyle w:val="Heading3"/>
@@ -10251,8 +10640,8 @@
         <w:t xml:space="preserve">轨道能量</w:t>
       </w:r>
     </w:p>
-    <w:bookmarkEnd w:id="38"/>
-    <w:bookmarkStart w:id="39" w:name="键极性-分子极性判断流程"/>
+    <w:bookmarkEnd w:id="44"/>
+    <w:bookmarkStart w:id="45" w:name="键极性-分子极性判断流程"/>
     <w:p>
       <w:pPr>
         <w:pStyle w:val="Heading3"/>
@@ -10365,8 +10754,8 @@
         <w:t xml:space="preserve">判断分子极性</w:t>
       </w:r>
     </w:p>
-    <w:bookmarkEnd w:id="39"/>
-    <w:bookmarkStart w:id="40" w:name="三个经典反常"/>
+    <w:bookmarkEnd w:id="45"/>
+    <w:bookmarkStart w:id="46" w:name="三个经典反常"/>
     <w:p>
       <w:pPr>
         <w:pStyle w:val="Heading3"/>
@@ -10417,7 +10806,7 @@
           <w:p>
             <w:pPr>
               <w:pStyle w:val="Compact"/>
-              <w:jc w:val="left"/>
+              <w:jc w:val="center"/>
             </w:pPr>
             <w:r>
               <w:rPr>
@@ -10433,7 +10822,7 @@
           <w:p>
             <w:pPr>
               <w:pStyle w:val="Compact"/>
-              <w:jc w:val="left"/>
+              <w:jc w:val="center"/>
             </w:pPr>
             <w:r>
               <w:rPr>
@@ -10466,7 +10855,7 @@
           <w:p>
             <w:pPr>
               <w:pStyle w:val="Compact"/>
-              <w:jc w:val="left"/>
+              <w:jc w:val="center"/>
             </w:pPr>
             <w:r>
               <w:rPr>
@@ -10481,7 +10870,7 @@
           <w:p>
             <w:pPr>
               <w:pStyle w:val="Compact"/>
-              <w:jc w:val="left"/>
+              <w:jc w:val="center"/>
             </w:pPr>
             <w:r>
               <w:rPr>
@@ -10555,7 +10944,7 @@
           <w:p>
             <w:pPr>
               <w:pStyle w:val="Compact"/>
-              <w:jc w:val="left"/>
+              <w:jc w:val="center"/>
             </w:pPr>
             <w:r>
               <w:rPr>
@@ -10570,7 +10959,7 @@
           <w:p>
             <w:pPr>
               <w:pStyle w:val="Compact"/>
-              <w:jc w:val="left"/>
+              <w:jc w:val="center"/>
             </w:pPr>
             <w:r>
               <w:rPr>
@@ -10644,7 +11033,7 @@
           <w:p>
             <w:pPr>
               <w:pStyle w:val="Compact"/>
-              <w:jc w:val="left"/>
+              <w:jc w:val="center"/>
             </w:pPr>
             <w:r>
               <w:rPr>
@@ -10659,7 +11048,7 @@
           <w:p>
             <w:pPr>
               <w:pStyle w:val="Compact"/>
-              <w:jc w:val="left"/>
+              <w:jc w:val="center"/>
             </w:pPr>
             <w:r>
               <w:rPr>
@@ -10696,9 +11085,9 @@
         </w:pict>
       </w:r>
     </w:p>
-    <w:bookmarkEnd w:id="40"/>
-    <w:bookmarkEnd w:id="41"/>
-    <w:bookmarkStart w:id="45" w:name="九练习题"/>
+    <w:bookmarkEnd w:id="46"/>
+    <w:bookmarkEnd w:id="47"/>
+    <w:bookmarkStart w:id="51" w:name="九练习题"/>
     <w:p>
       <w:pPr>
         <w:pStyle w:val="Heading2"/>
@@ -10710,7 +11099,7 @@
         <w:t xml:space="preserve">九、练习题</w:t>
       </w:r>
     </w:p>
-    <w:bookmarkStart w:id="42" w:name="基础巩固"/>
+    <w:bookmarkStart w:id="48" w:name="基础巩固"/>
     <w:p>
       <w:pPr>
         <w:pStyle w:val="Heading3"/>
@@ -10974,8 +11363,8 @@
         <w:t xml:space="preserve">N₂</w:t>
       </w:r>
     </w:p>
-    <w:bookmarkEnd w:id="42"/>
-    <w:bookmarkStart w:id="43" w:name="提高训练"/>
+    <w:bookmarkEnd w:id="48"/>
+    <w:bookmarkStart w:id="49" w:name="提高训练"/>
     <w:p>
       <w:pPr>
         <w:pStyle w:val="Heading3"/>
@@ -11048,6 +11437,14 @@
         <w:t xml:space="preserve"> </w:t>
       </w:r>
       <m:oMath>
+        <m:oMathPr>
+          <m:ctrlPr>
+            <w:rPr>
+              <w:sz w:val="28"/>
+              <w:szCs w:val="28"/>
+            </w:rPr>
+          </m:ctrlPr>
+        </m:oMathPr>
         <m:sSub>
           <m:e>
             <m:r>
@@ -11077,6 +11474,14 @@
         <w:t xml:space="preserve">，</w:t>
       </w:r>
       <m:oMath>
+        <m:oMathPr>
+          <m:ctrlPr>
+            <w:rPr>
+              <w:sz w:val="28"/>
+              <w:szCs w:val="28"/>
+            </w:rPr>
+          </m:ctrlPr>
+        </m:oMathPr>
         <m:sSub>
           <m:e>
             <m:r>
@@ -11106,6 +11511,14 @@
         <w:t xml:space="preserve">，</w:t>
       </w:r>
       <m:oMath>
+        <m:oMathPr>
+          <m:ctrlPr>
+            <w:rPr>
+              <w:sz w:val="28"/>
+              <w:szCs w:val="28"/>
+            </w:rPr>
+          </m:ctrlPr>
+        </m:oMathPr>
         <m:sSub>
           <m:e>
             <m:r>
@@ -11135,6 +11548,14 @@
         <w:t xml:space="preserve">，</w:t>
       </w:r>
       <m:oMath>
+        <m:oMathPr>
+          <m:ctrlPr>
+            <w:rPr>
+              <w:sz w:val="28"/>
+              <w:szCs w:val="28"/>
+            </w:rPr>
+          </m:ctrlPr>
+        </m:oMathPr>
         <m:sSub>
           <m:e>
             <m:r>
@@ -11267,8 +11688,8 @@
         <w:t xml:space="preserve">键的极性更强，但分子偶极矩却更小。</w:t>
       </w:r>
     </w:p>
-    <w:bookmarkEnd w:id="43"/>
-    <w:bookmarkStart w:id="44" w:name="挑战题"/>
+    <w:bookmarkEnd w:id="49"/>
+    <w:bookmarkStart w:id="50" w:name="挑战题"/>
     <w:p>
       <w:pPr>
         <w:pStyle w:val="Heading3"/>
@@ -11368,9 +11789,9 @@
         </w:pict>
       </w:r>
     </w:p>
-    <w:bookmarkEnd w:id="44"/>
-    <w:bookmarkEnd w:id="45"/>
-    <w:bookmarkStart w:id="46" w:name="十参考答案与提示"/>
+    <w:bookmarkEnd w:id="50"/>
+    <w:bookmarkEnd w:id="51"/>
+    <w:bookmarkStart w:id="52" w:name="十参考答案与提示"/>
     <w:p>
       <w:pPr>
         <w:pStyle w:val="Heading2"/>
@@ -11913,6 +12334,14 @@
         <w:t xml:space="preserve">Mg（</w:t>
       </w:r>
       <m:oMath>
+        <m:oMathPr>
+          <m:ctrlPr>
+            <w:rPr>
+              <w:sz w:val="28"/>
+              <w:szCs w:val="28"/>
+            </w:rPr>
+          </m:ctrlPr>
+        </m:oMathPr>
         <m:r>
           <m:t>1</m:t>
         </m:r>
@@ -12476,8 +12905,8 @@
         <w:t xml:space="preserve">主要知识来源：电离能、电子亲合能、电负性、元素周期律、电子排布、键的极性、分子极性、偶极矩。</w:t>
       </w:r>
     </w:p>
-    <w:bookmarkEnd w:id="46"/>
-    <w:bookmarkEnd w:id="47"/>
+    <w:bookmarkEnd w:id="52"/>
+    <w:bookmarkEnd w:id="53"/>
     <w:sectPr>
       <w:footerReference w:type="default" r:id="rId9"/>
       <w:footnotePr>
